--- a/14_ACP01/ACP01 - Module 4 - Cloud Technology & Services/ACP01 - Module 4.10 - Analytics & Machine Learning.docx
+++ b/14_ACP01/ACP01 - Module 4 - Cloud Technology & Services/ACP01 - Module 4.10 - Analytics & Machine Learning.docx
@@ -46,6 +46,9 @@
     </w:p>
     <w:p>
       <w:r>
+        <w:rPr>
+          <w:noProof/>
+        </w:rPr>
         <w:lastRenderedPageBreak/>
         <w:drawing>
           <wp:inline distT="0" distB="0" distL="0" distR="0" wp14:anchorId="229B0DC2" wp14:editId="316B8D7D">
@@ -181,6 +184,9 @@
     <w:p/>
     <w:p>
       <w:r>
+        <w:rPr>
+          <w:noProof/>
+        </w:rPr>
         <w:lastRenderedPageBreak/>
         <w:drawing>
           <wp:inline distT="0" distB="0" distL="0" distR="0" wp14:anchorId="6B759578" wp14:editId="18F40559">
@@ -222,6 +228,9 @@
     <w:p/>
     <w:p>
       <w:r>
+        <w:rPr>
+          <w:noProof/>
+        </w:rPr>
         <w:drawing>
           <wp:inline distT="0" distB="0" distL="0" distR="0" wp14:anchorId="68926BA5" wp14:editId="0B19EEDA">
             <wp:extent cx="8863330" cy="1739265"/>
@@ -261,6 +270,9 @@
     </w:p>
     <w:p>
       <w:r>
+        <w:rPr>
+          <w:noProof/>
+        </w:rPr>
         <w:drawing>
           <wp:inline distT="0" distB="0" distL="0" distR="0" wp14:anchorId="15AC48B6" wp14:editId="3B679795">
             <wp:extent cx="8863330" cy="1949450"/>
@@ -300,6 +312,9 @@
     </w:p>
     <w:p>
       <w:r>
+        <w:rPr>
+          <w:noProof/>
+        </w:rPr>
         <w:lastRenderedPageBreak/>
         <w:drawing>
           <wp:inline distT="0" distB="0" distL="0" distR="0" wp14:anchorId="49EAE061" wp14:editId="3CD030D7">
@@ -340,6 +355,9 @@
     </w:p>
     <w:p>
       <w:r>
+        <w:rPr>
+          <w:noProof/>
+        </w:rPr>
         <w:lastRenderedPageBreak/>
         <w:drawing>
           <wp:inline distT="0" distB="0" distL="0" distR="0" wp14:anchorId="5BAF9BF2" wp14:editId="1D6425B5">
@@ -380,6 +398,9 @@
     </w:p>
     <w:p>
       <w:r>
+        <w:rPr>
+          <w:noProof/>
+        </w:rPr>
         <w:lastRenderedPageBreak/>
         <w:drawing>
           <wp:inline distT="0" distB="0" distL="0" distR="0" wp14:anchorId="3B2A7C5A" wp14:editId="753924D6">
@@ -420,6 +441,9 @@
     </w:p>
     <w:p>
       <w:r>
+        <w:rPr>
+          <w:noProof/>
+        </w:rPr>
         <w:lastRenderedPageBreak/>
         <w:drawing>
           <wp:inline distT="0" distB="0" distL="0" distR="0" wp14:anchorId="3EA08EC1" wp14:editId="55F8B209">
@@ -460,6 +484,9 @@
     </w:p>
     <w:p>
       <w:r>
+        <w:rPr>
+          <w:noProof/>
+        </w:rPr>
         <w:lastRenderedPageBreak/>
         <w:drawing>
           <wp:inline distT="0" distB="0" distL="0" distR="0" wp14:anchorId="7260BE4C" wp14:editId="61B2BD1D">
@@ -498,6 +525,455 @@
         </w:drawing>
       </w:r>
     </w:p>
+    <w:p/>
+    <w:p/>
+    <w:p/>
+    <w:p/>
+    <w:p/>
+    <w:p/>
+    <w:p/>
+    <w:p>
+      <w:r>
+        <w:lastRenderedPageBreak/>
+        <w:drawing>
+          <wp:inline distT="0" distB="0" distL="0" distR="0" wp14:anchorId="366E8428" wp14:editId="48D0B152">
+            <wp:extent cx="5487166" cy="1009791"/>
+            <wp:effectExtent l="0" t="0" r="0" b="0"/>
+            <wp:docPr id="990435518" name="Picture 1"/>
+            <wp:cNvGraphicFramePr>
+              <a:graphicFrameLocks xmlns:a="http://schemas.openxmlformats.org/drawingml/2006/main" noChangeAspect="1"/>
+            </wp:cNvGraphicFramePr>
+            <a:graphic xmlns:a="http://schemas.openxmlformats.org/drawingml/2006/main">
+              <a:graphicData uri="http://schemas.openxmlformats.org/drawingml/2006/picture">
+                <pic:pic xmlns:pic="http://schemas.openxmlformats.org/drawingml/2006/picture">
+                  <pic:nvPicPr>
+                    <pic:cNvPr id="990435518" name=""/>
+                    <pic:cNvPicPr/>
+                  </pic:nvPicPr>
+                  <pic:blipFill>
+                    <a:blip r:embed="rId17"/>
+                    <a:stretch>
+                      <a:fillRect/>
+                    </a:stretch>
+                  </pic:blipFill>
+                  <pic:spPr>
+                    <a:xfrm>
+                      <a:off x="0" y="0"/>
+                      <a:ext cx="5487166" cy="1009791"/>
+                    </a:xfrm>
+                    <a:prstGeom prst="rect">
+                      <a:avLst/>
+                    </a:prstGeom>
+                  </pic:spPr>
+                </pic:pic>
+              </a:graphicData>
+            </a:graphic>
+          </wp:inline>
+        </w:drawing>
+      </w:r>
+    </w:p>
+    <w:p/>
+    <w:p>
+      <w:r>
+        <w:drawing>
+          <wp:inline distT="0" distB="0" distL="0" distR="0" wp14:anchorId="42B93B78" wp14:editId="5DC2308B">
+            <wp:extent cx="8863330" cy="1662430"/>
+            <wp:effectExtent l="0" t="0" r="0" b="0"/>
+            <wp:docPr id="1258156839" name="Picture 1"/>
+            <wp:cNvGraphicFramePr>
+              <a:graphicFrameLocks xmlns:a="http://schemas.openxmlformats.org/drawingml/2006/main" noChangeAspect="1"/>
+            </wp:cNvGraphicFramePr>
+            <a:graphic xmlns:a="http://schemas.openxmlformats.org/drawingml/2006/main">
+              <a:graphicData uri="http://schemas.openxmlformats.org/drawingml/2006/picture">
+                <pic:pic xmlns:pic="http://schemas.openxmlformats.org/drawingml/2006/picture">
+                  <pic:nvPicPr>
+                    <pic:cNvPr id="1258156839" name=""/>
+                    <pic:cNvPicPr/>
+                  </pic:nvPicPr>
+                  <pic:blipFill>
+                    <a:blip r:embed="rId18"/>
+                    <a:stretch>
+                      <a:fillRect/>
+                    </a:stretch>
+                  </pic:blipFill>
+                  <pic:spPr>
+                    <a:xfrm>
+                      <a:off x="0" y="0"/>
+                      <a:ext cx="8863330" cy="1662430"/>
+                    </a:xfrm>
+                    <a:prstGeom prst="rect">
+                      <a:avLst/>
+                    </a:prstGeom>
+                  </pic:spPr>
+                </pic:pic>
+              </a:graphicData>
+            </a:graphic>
+          </wp:inline>
+        </w:drawing>
+      </w:r>
+    </w:p>
+    <w:p>
+      <w:r>
+        <w:lastRenderedPageBreak/>
+        <w:drawing>
+          <wp:inline distT="0" distB="0" distL="0" distR="0" wp14:anchorId="62625DD3" wp14:editId="02A12834">
+            <wp:extent cx="8863330" cy="4622165"/>
+            <wp:effectExtent l="0" t="0" r="0" b="6985"/>
+            <wp:docPr id="680301567" name="Picture 1"/>
+            <wp:cNvGraphicFramePr>
+              <a:graphicFrameLocks xmlns:a="http://schemas.openxmlformats.org/drawingml/2006/main" noChangeAspect="1"/>
+            </wp:cNvGraphicFramePr>
+            <a:graphic xmlns:a="http://schemas.openxmlformats.org/drawingml/2006/main">
+              <a:graphicData uri="http://schemas.openxmlformats.org/drawingml/2006/picture">
+                <pic:pic xmlns:pic="http://schemas.openxmlformats.org/drawingml/2006/picture">
+                  <pic:nvPicPr>
+                    <pic:cNvPr id="680301567" name=""/>
+                    <pic:cNvPicPr/>
+                  </pic:nvPicPr>
+                  <pic:blipFill>
+                    <a:blip r:embed="rId19"/>
+                    <a:stretch>
+                      <a:fillRect/>
+                    </a:stretch>
+                  </pic:blipFill>
+                  <pic:spPr>
+                    <a:xfrm>
+                      <a:off x="0" y="0"/>
+                      <a:ext cx="8863330" cy="4622165"/>
+                    </a:xfrm>
+                    <a:prstGeom prst="rect">
+                      <a:avLst/>
+                    </a:prstGeom>
+                  </pic:spPr>
+                </pic:pic>
+              </a:graphicData>
+            </a:graphic>
+          </wp:inline>
+        </w:drawing>
+      </w:r>
+    </w:p>
+    <w:p>
+      <w:r>
+        <w:lastRenderedPageBreak/>
+        <w:drawing>
+          <wp:inline distT="0" distB="0" distL="0" distR="0" wp14:anchorId="43B44AD6" wp14:editId="5D020517">
+            <wp:extent cx="8863330" cy="4438650"/>
+            <wp:effectExtent l="0" t="0" r="0" b="0"/>
+            <wp:docPr id="1888311237" name="Picture 1"/>
+            <wp:cNvGraphicFramePr>
+              <a:graphicFrameLocks xmlns:a="http://schemas.openxmlformats.org/drawingml/2006/main" noChangeAspect="1"/>
+            </wp:cNvGraphicFramePr>
+            <a:graphic xmlns:a="http://schemas.openxmlformats.org/drawingml/2006/main">
+              <a:graphicData uri="http://schemas.openxmlformats.org/drawingml/2006/picture">
+                <pic:pic xmlns:pic="http://schemas.openxmlformats.org/drawingml/2006/picture">
+                  <pic:nvPicPr>
+                    <pic:cNvPr id="1888311237" name=""/>
+                    <pic:cNvPicPr/>
+                  </pic:nvPicPr>
+                  <pic:blipFill>
+                    <a:blip r:embed="rId20"/>
+                    <a:stretch>
+                      <a:fillRect/>
+                    </a:stretch>
+                  </pic:blipFill>
+                  <pic:spPr>
+                    <a:xfrm>
+                      <a:off x="0" y="0"/>
+                      <a:ext cx="8863330" cy="4438650"/>
+                    </a:xfrm>
+                    <a:prstGeom prst="rect">
+                      <a:avLst/>
+                    </a:prstGeom>
+                  </pic:spPr>
+                </pic:pic>
+              </a:graphicData>
+            </a:graphic>
+          </wp:inline>
+        </w:drawing>
+      </w:r>
+    </w:p>
+    <w:p>
+      <w:r>
+        <w:lastRenderedPageBreak/>
+        <w:drawing>
+          <wp:inline distT="0" distB="0" distL="0" distR="0" wp14:anchorId="7D2CFC38" wp14:editId="4626031F">
+            <wp:extent cx="8863330" cy="4316730"/>
+            <wp:effectExtent l="0" t="0" r="0" b="7620"/>
+            <wp:docPr id="835789771" name="Picture 1"/>
+            <wp:cNvGraphicFramePr>
+              <a:graphicFrameLocks xmlns:a="http://schemas.openxmlformats.org/drawingml/2006/main" noChangeAspect="1"/>
+            </wp:cNvGraphicFramePr>
+            <a:graphic xmlns:a="http://schemas.openxmlformats.org/drawingml/2006/main">
+              <a:graphicData uri="http://schemas.openxmlformats.org/drawingml/2006/picture">
+                <pic:pic xmlns:pic="http://schemas.openxmlformats.org/drawingml/2006/picture">
+                  <pic:nvPicPr>
+                    <pic:cNvPr id="835789771" name=""/>
+                    <pic:cNvPicPr/>
+                  </pic:nvPicPr>
+                  <pic:blipFill>
+                    <a:blip r:embed="rId21"/>
+                    <a:stretch>
+                      <a:fillRect/>
+                    </a:stretch>
+                  </pic:blipFill>
+                  <pic:spPr>
+                    <a:xfrm>
+                      <a:off x="0" y="0"/>
+                      <a:ext cx="8863330" cy="4316730"/>
+                    </a:xfrm>
+                    <a:prstGeom prst="rect">
+                      <a:avLst/>
+                    </a:prstGeom>
+                  </pic:spPr>
+                </pic:pic>
+              </a:graphicData>
+            </a:graphic>
+          </wp:inline>
+        </w:drawing>
+      </w:r>
+    </w:p>
+    <w:p>
+      <w:r>
+        <w:lastRenderedPageBreak/>
+        <w:drawing>
+          <wp:inline distT="0" distB="0" distL="0" distR="0" wp14:anchorId="143595E5" wp14:editId="39F662A8">
+            <wp:extent cx="8863330" cy="4519930"/>
+            <wp:effectExtent l="0" t="0" r="0" b="0"/>
+            <wp:docPr id="426312767" name="Picture 1"/>
+            <wp:cNvGraphicFramePr>
+              <a:graphicFrameLocks xmlns:a="http://schemas.openxmlformats.org/drawingml/2006/main" noChangeAspect="1"/>
+            </wp:cNvGraphicFramePr>
+            <a:graphic xmlns:a="http://schemas.openxmlformats.org/drawingml/2006/main">
+              <a:graphicData uri="http://schemas.openxmlformats.org/drawingml/2006/picture">
+                <pic:pic xmlns:pic="http://schemas.openxmlformats.org/drawingml/2006/picture">
+                  <pic:nvPicPr>
+                    <pic:cNvPr id="426312767" name=""/>
+                    <pic:cNvPicPr/>
+                  </pic:nvPicPr>
+                  <pic:blipFill>
+                    <a:blip r:embed="rId22"/>
+                    <a:stretch>
+                      <a:fillRect/>
+                    </a:stretch>
+                  </pic:blipFill>
+                  <pic:spPr>
+                    <a:xfrm>
+                      <a:off x="0" y="0"/>
+                      <a:ext cx="8863330" cy="4519930"/>
+                    </a:xfrm>
+                    <a:prstGeom prst="rect">
+                      <a:avLst/>
+                    </a:prstGeom>
+                  </pic:spPr>
+                </pic:pic>
+              </a:graphicData>
+            </a:graphic>
+          </wp:inline>
+        </w:drawing>
+      </w:r>
+    </w:p>
+    <w:p>
+      <w:r>
+        <w:lastRenderedPageBreak/>
+        <w:drawing>
+          <wp:inline distT="0" distB="0" distL="0" distR="0" wp14:anchorId="7E9405E6" wp14:editId="589B4023">
+            <wp:extent cx="8863330" cy="4500880"/>
+            <wp:effectExtent l="0" t="0" r="0" b="0"/>
+            <wp:docPr id="1790558782" name="Picture 1"/>
+            <wp:cNvGraphicFramePr>
+              <a:graphicFrameLocks xmlns:a="http://schemas.openxmlformats.org/drawingml/2006/main" noChangeAspect="1"/>
+            </wp:cNvGraphicFramePr>
+            <a:graphic xmlns:a="http://schemas.openxmlformats.org/drawingml/2006/main">
+              <a:graphicData uri="http://schemas.openxmlformats.org/drawingml/2006/picture">
+                <pic:pic xmlns:pic="http://schemas.openxmlformats.org/drawingml/2006/picture">
+                  <pic:nvPicPr>
+                    <pic:cNvPr id="1790558782" name=""/>
+                    <pic:cNvPicPr/>
+                  </pic:nvPicPr>
+                  <pic:blipFill>
+                    <a:blip r:embed="rId23"/>
+                    <a:stretch>
+                      <a:fillRect/>
+                    </a:stretch>
+                  </pic:blipFill>
+                  <pic:spPr>
+                    <a:xfrm>
+                      <a:off x="0" y="0"/>
+                      <a:ext cx="8863330" cy="4500880"/>
+                    </a:xfrm>
+                    <a:prstGeom prst="rect">
+                      <a:avLst/>
+                    </a:prstGeom>
+                  </pic:spPr>
+                </pic:pic>
+              </a:graphicData>
+            </a:graphic>
+          </wp:inline>
+        </w:drawing>
+      </w:r>
+    </w:p>
+    <w:p>
+      <w:r>
+        <w:lastRenderedPageBreak/>
+        <w:drawing>
+          <wp:inline distT="0" distB="0" distL="0" distR="0" wp14:anchorId="6F8A553B" wp14:editId="637A052A">
+            <wp:extent cx="8863330" cy="4318635"/>
+            <wp:effectExtent l="0" t="0" r="0" b="5715"/>
+            <wp:docPr id="76701834" name="Picture 1"/>
+            <wp:cNvGraphicFramePr>
+              <a:graphicFrameLocks xmlns:a="http://schemas.openxmlformats.org/drawingml/2006/main" noChangeAspect="1"/>
+            </wp:cNvGraphicFramePr>
+            <a:graphic xmlns:a="http://schemas.openxmlformats.org/drawingml/2006/main">
+              <a:graphicData uri="http://schemas.openxmlformats.org/drawingml/2006/picture">
+                <pic:pic xmlns:pic="http://schemas.openxmlformats.org/drawingml/2006/picture">
+                  <pic:nvPicPr>
+                    <pic:cNvPr id="76701834" name=""/>
+                    <pic:cNvPicPr/>
+                  </pic:nvPicPr>
+                  <pic:blipFill>
+                    <a:blip r:embed="rId24"/>
+                    <a:stretch>
+                      <a:fillRect/>
+                    </a:stretch>
+                  </pic:blipFill>
+                  <pic:spPr>
+                    <a:xfrm>
+                      <a:off x="0" y="0"/>
+                      <a:ext cx="8863330" cy="4318635"/>
+                    </a:xfrm>
+                    <a:prstGeom prst="rect">
+                      <a:avLst/>
+                    </a:prstGeom>
+                  </pic:spPr>
+                </pic:pic>
+              </a:graphicData>
+            </a:graphic>
+          </wp:inline>
+        </w:drawing>
+      </w:r>
+    </w:p>
+    <w:p>
+      <w:r>
+        <w:lastRenderedPageBreak/>
+        <w:drawing>
+          <wp:inline distT="0" distB="0" distL="0" distR="0" wp14:anchorId="65A8B066" wp14:editId="3410DCCA">
+            <wp:extent cx="8863330" cy="4424680"/>
+            <wp:effectExtent l="0" t="0" r="0" b="0"/>
+            <wp:docPr id="1064177376" name="Picture 1"/>
+            <wp:cNvGraphicFramePr>
+              <a:graphicFrameLocks xmlns:a="http://schemas.openxmlformats.org/drawingml/2006/main" noChangeAspect="1"/>
+            </wp:cNvGraphicFramePr>
+            <a:graphic xmlns:a="http://schemas.openxmlformats.org/drawingml/2006/main">
+              <a:graphicData uri="http://schemas.openxmlformats.org/drawingml/2006/picture">
+                <pic:pic xmlns:pic="http://schemas.openxmlformats.org/drawingml/2006/picture">
+                  <pic:nvPicPr>
+                    <pic:cNvPr id="1064177376" name=""/>
+                    <pic:cNvPicPr/>
+                  </pic:nvPicPr>
+                  <pic:blipFill>
+                    <a:blip r:embed="rId25"/>
+                    <a:stretch>
+                      <a:fillRect/>
+                    </a:stretch>
+                  </pic:blipFill>
+                  <pic:spPr>
+                    <a:xfrm>
+                      <a:off x="0" y="0"/>
+                      <a:ext cx="8863330" cy="4424680"/>
+                    </a:xfrm>
+                    <a:prstGeom prst="rect">
+                      <a:avLst/>
+                    </a:prstGeom>
+                  </pic:spPr>
+                </pic:pic>
+              </a:graphicData>
+            </a:graphic>
+          </wp:inline>
+        </w:drawing>
+      </w:r>
+    </w:p>
+    <w:p>
+      <w:r>
+        <w:lastRenderedPageBreak/>
+        <w:drawing>
+          <wp:inline distT="0" distB="0" distL="0" distR="0" wp14:anchorId="189A4CD6" wp14:editId="2B836BF2">
+            <wp:extent cx="8863330" cy="4391660"/>
+            <wp:effectExtent l="0" t="0" r="0" b="8890"/>
+            <wp:docPr id="1048066546" name="Picture 1"/>
+            <wp:cNvGraphicFramePr>
+              <a:graphicFrameLocks xmlns:a="http://schemas.openxmlformats.org/drawingml/2006/main" noChangeAspect="1"/>
+            </wp:cNvGraphicFramePr>
+            <a:graphic xmlns:a="http://schemas.openxmlformats.org/drawingml/2006/main">
+              <a:graphicData uri="http://schemas.openxmlformats.org/drawingml/2006/picture">
+                <pic:pic xmlns:pic="http://schemas.openxmlformats.org/drawingml/2006/picture">
+                  <pic:nvPicPr>
+                    <pic:cNvPr id="1048066546" name=""/>
+                    <pic:cNvPicPr/>
+                  </pic:nvPicPr>
+                  <pic:blipFill>
+                    <a:blip r:embed="rId26"/>
+                    <a:stretch>
+                      <a:fillRect/>
+                    </a:stretch>
+                  </pic:blipFill>
+                  <pic:spPr>
+                    <a:xfrm>
+                      <a:off x="0" y="0"/>
+                      <a:ext cx="8863330" cy="4391660"/>
+                    </a:xfrm>
+                    <a:prstGeom prst="rect">
+                      <a:avLst/>
+                    </a:prstGeom>
+                  </pic:spPr>
+                </pic:pic>
+              </a:graphicData>
+            </a:graphic>
+          </wp:inline>
+        </w:drawing>
+      </w:r>
+    </w:p>
+    <w:p>
+      <w:r>
+        <w:lastRenderedPageBreak/>
+        <w:drawing>
+          <wp:inline distT="0" distB="0" distL="0" distR="0" wp14:anchorId="25636445" wp14:editId="710A7ACA">
+            <wp:extent cx="8249801" cy="5915851"/>
+            <wp:effectExtent l="0" t="0" r="0" b="8890"/>
+            <wp:docPr id="1636070811" name="Picture 1"/>
+            <wp:cNvGraphicFramePr>
+              <a:graphicFrameLocks xmlns:a="http://schemas.openxmlformats.org/drawingml/2006/main" noChangeAspect="1"/>
+            </wp:cNvGraphicFramePr>
+            <a:graphic xmlns:a="http://schemas.openxmlformats.org/drawingml/2006/main">
+              <a:graphicData uri="http://schemas.openxmlformats.org/drawingml/2006/picture">
+                <pic:pic xmlns:pic="http://schemas.openxmlformats.org/drawingml/2006/picture">
+                  <pic:nvPicPr>
+                    <pic:cNvPr id="1636070811" name=""/>
+                    <pic:cNvPicPr/>
+                  </pic:nvPicPr>
+                  <pic:blipFill>
+                    <a:blip r:embed="rId27"/>
+                    <a:stretch>
+                      <a:fillRect/>
+                    </a:stretch>
+                  </pic:blipFill>
+                  <pic:spPr>
+                    <a:xfrm>
+                      <a:off x="0" y="0"/>
+                      <a:ext cx="8249801" cy="5915851"/>
+                    </a:xfrm>
+                    <a:prstGeom prst="rect">
+                      <a:avLst/>
+                    </a:prstGeom>
+                  </pic:spPr>
+                </pic:pic>
+              </a:graphicData>
+            </a:graphic>
+          </wp:inline>
+        </w:drawing>
+      </w:r>
+    </w:p>
+    <w:p/>
+    <w:p/>
     <w:p/>
     <w:sectPr>
       <w:pgSz w:w="16838" w:h="11906" w:orient="landscape"/>

--- a/14_ACP01/ACP01 - Module 4 - Cloud Technology & Services/ACP01 - Module 4.10 - Analytics & Machine Learning.docx
+++ b/14_ACP01/ACP01 - Module 4 - Cloud Technology & Services/ACP01 - Module 4.10 - Analytics & Machine Learning.docx
@@ -534,6 +534,9 @@
     <w:p/>
     <w:p>
       <w:r>
+        <w:rPr>
+          <w:noProof/>
+        </w:rPr>
         <w:lastRenderedPageBreak/>
         <w:drawing>
           <wp:inline distT="0" distB="0" distL="0" distR="0" wp14:anchorId="366E8428" wp14:editId="48D0B152">
@@ -575,6 +578,9 @@
     <w:p/>
     <w:p>
       <w:r>
+        <w:rPr>
+          <w:noProof/>
+        </w:rPr>
         <w:drawing>
           <wp:inline distT="0" distB="0" distL="0" distR="0" wp14:anchorId="42B93B78" wp14:editId="5DC2308B">
             <wp:extent cx="8863330" cy="1662430"/>
@@ -614,6 +620,9 @@
     </w:p>
     <w:p>
       <w:r>
+        <w:rPr>
+          <w:noProof/>
+        </w:rPr>
         <w:lastRenderedPageBreak/>
         <w:drawing>
           <wp:inline distT="0" distB="0" distL="0" distR="0" wp14:anchorId="62625DD3" wp14:editId="02A12834">
@@ -654,6 +663,9 @@
     </w:p>
     <w:p>
       <w:r>
+        <w:rPr>
+          <w:noProof/>
+        </w:rPr>
         <w:lastRenderedPageBreak/>
         <w:drawing>
           <wp:inline distT="0" distB="0" distL="0" distR="0" wp14:anchorId="43B44AD6" wp14:editId="5D020517">
@@ -694,6 +706,9 @@
     </w:p>
     <w:p>
       <w:r>
+        <w:rPr>
+          <w:noProof/>
+        </w:rPr>
         <w:lastRenderedPageBreak/>
         <w:drawing>
           <wp:inline distT="0" distB="0" distL="0" distR="0" wp14:anchorId="7D2CFC38" wp14:editId="4626031F">
@@ -734,6 +749,9 @@
     </w:p>
     <w:p>
       <w:r>
+        <w:rPr>
+          <w:noProof/>
+        </w:rPr>
         <w:lastRenderedPageBreak/>
         <w:drawing>
           <wp:inline distT="0" distB="0" distL="0" distR="0" wp14:anchorId="143595E5" wp14:editId="39F662A8">
@@ -774,6 +792,9 @@
     </w:p>
     <w:p>
       <w:r>
+        <w:rPr>
+          <w:noProof/>
+        </w:rPr>
         <w:lastRenderedPageBreak/>
         <w:drawing>
           <wp:inline distT="0" distB="0" distL="0" distR="0" wp14:anchorId="7E9405E6" wp14:editId="589B4023">
@@ -814,6 +835,9 @@
     </w:p>
     <w:p>
       <w:r>
+        <w:rPr>
+          <w:noProof/>
+        </w:rPr>
         <w:lastRenderedPageBreak/>
         <w:drawing>
           <wp:inline distT="0" distB="0" distL="0" distR="0" wp14:anchorId="6F8A553B" wp14:editId="637A052A">
@@ -854,6 +878,9 @@
     </w:p>
     <w:p>
       <w:r>
+        <w:rPr>
+          <w:noProof/>
+        </w:rPr>
         <w:lastRenderedPageBreak/>
         <w:drawing>
           <wp:inline distT="0" distB="0" distL="0" distR="0" wp14:anchorId="65A8B066" wp14:editId="3410DCCA">
@@ -894,6 +921,9 @@
     </w:p>
     <w:p>
       <w:r>
+        <w:rPr>
+          <w:noProof/>
+        </w:rPr>
         <w:lastRenderedPageBreak/>
         <w:drawing>
           <wp:inline distT="0" distB="0" distL="0" distR="0" wp14:anchorId="189A4CD6" wp14:editId="2B836BF2">
@@ -934,6 +964,9 @@
     </w:p>
     <w:p>
       <w:r>
+        <w:rPr>
+          <w:noProof/>
+        </w:rPr>
         <w:lastRenderedPageBreak/>
         <w:drawing>
           <wp:inline distT="0" distB="0" distL="0" distR="0" wp14:anchorId="25636445" wp14:editId="710A7ACA">
@@ -974,7 +1007,85 @@
     </w:p>
     <w:p/>
     <w:p/>
-    <w:p/>
+    <w:p>
+      <w:r>
+        <w:lastRenderedPageBreak/>
+        <w:drawing>
+          <wp:inline distT="0" distB="0" distL="0" distR="0" wp14:anchorId="682F04F4" wp14:editId="6EDE000C">
+            <wp:extent cx="7354326" cy="1705213"/>
+            <wp:effectExtent l="0" t="0" r="0" b="9525"/>
+            <wp:docPr id="110276313" name="Picture 1"/>
+            <wp:cNvGraphicFramePr>
+              <a:graphicFrameLocks xmlns:a="http://schemas.openxmlformats.org/drawingml/2006/main" noChangeAspect="1"/>
+            </wp:cNvGraphicFramePr>
+            <a:graphic xmlns:a="http://schemas.openxmlformats.org/drawingml/2006/main">
+              <a:graphicData uri="http://schemas.openxmlformats.org/drawingml/2006/picture">
+                <pic:pic xmlns:pic="http://schemas.openxmlformats.org/drawingml/2006/picture">
+                  <pic:nvPicPr>
+                    <pic:cNvPr id="110276313" name=""/>
+                    <pic:cNvPicPr/>
+                  </pic:nvPicPr>
+                  <pic:blipFill>
+                    <a:blip r:embed="rId28"/>
+                    <a:stretch>
+                      <a:fillRect/>
+                    </a:stretch>
+                  </pic:blipFill>
+                  <pic:spPr>
+                    <a:xfrm>
+                      <a:off x="0" y="0"/>
+                      <a:ext cx="7354326" cy="1705213"/>
+                    </a:xfrm>
+                    <a:prstGeom prst="rect">
+                      <a:avLst/>
+                    </a:prstGeom>
+                  </pic:spPr>
+                </pic:pic>
+              </a:graphicData>
+            </a:graphic>
+          </wp:inline>
+        </w:drawing>
+      </w:r>
+    </w:p>
+    <w:p>
+      <w:r>
+        <w:drawing>
+          <wp:inline distT="0" distB="0" distL="0" distR="0" wp14:anchorId="4C3C4111" wp14:editId="2AD284CF">
+            <wp:extent cx="7362908" cy="3432472"/>
+            <wp:effectExtent l="0" t="0" r="0" b="0"/>
+            <wp:docPr id="371020863" name="Picture 1"/>
+            <wp:cNvGraphicFramePr>
+              <a:graphicFrameLocks xmlns:a="http://schemas.openxmlformats.org/drawingml/2006/main" noChangeAspect="1"/>
+            </wp:cNvGraphicFramePr>
+            <a:graphic xmlns:a="http://schemas.openxmlformats.org/drawingml/2006/main">
+              <a:graphicData uri="http://schemas.openxmlformats.org/drawingml/2006/picture">
+                <pic:pic xmlns:pic="http://schemas.openxmlformats.org/drawingml/2006/picture">
+                  <pic:nvPicPr>
+                    <pic:cNvPr id="371020863" name=""/>
+                    <pic:cNvPicPr/>
+                  </pic:nvPicPr>
+                  <pic:blipFill>
+                    <a:blip r:embed="rId29"/>
+                    <a:stretch>
+                      <a:fillRect/>
+                    </a:stretch>
+                  </pic:blipFill>
+                  <pic:spPr>
+                    <a:xfrm>
+                      <a:off x="0" y="0"/>
+                      <a:ext cx="7373714" cy="3437509"/>
+                    </a:xfrm>
+                    <a:prstGeom prst="rect">
+                      <a:avLst/>
+                    </a:prstGeom>
+                  </pic:spPr>
+                </pic:pic>
+              </a:graphicData>
+            </a:graphic>
+          </wp:inline>
+        </w:drawing>
+      </w:r>
+    </w:p>
     <w:sectPr>
       <w:pgSz w:w="16838" w:h="11906" w:orient="landscape"/>
       <w:pgMar w:top="851" w:right="1440" w:bottom="568" w:left="1440" w:header="708" w:footer="708" w:gutter="0"/>
